--- a/docs/week-07-report.docx
+++ b/docs/week-07-report.docx
@@ -2630,10 +2630,10 @@
           <w:b/>
           <w:bCs/>
         </w:rPr>
-        <w:t xml:space="preserve">A different surname in every commit message.</w:t>
-      </w:r>
-      <w:r>
-        <w:t xml:space="preserve"> Every commit written in this session and the last carries </w:t>
+        <w:t xml:space="preserve">A different surname in every commit message, and then a wrong correction.</w:t>
+      </w:r>
+      <w:r>
+        <w:t xml:space="preserve"> Commits in this session and the last carried </w:t>
       </w:r>
       <w:r>
         <w:rPr>
@@ -2644,17 +2644,18 @@
         <w:t xml:space="preserve">Author: Nagesh Jonnalagadda</w:t>
       </w:r>
       <w:r>
-        <w:t xml:space="preserve">. The pre-registration and the README both say </w:t>
-      </w:r>
-      <w:r>
-        <w:rPr>
-          <w:b/>
-          <w:bCs/>
+        <w:t xml:space="preserve"> while the pre-registration and README said </w:t>
+      </w:r>
+      <w:r>
+        <w:rPr>
+          <w:rFonts w:ascii="Consolas" w:cs="Consolas" w:eastAsia="Consolas" w:hAnsi="Consolas"/>
+          <w:sz w:val="19"/>
+          <w:szCs w:val="19"/>
         </w:rPr>
         <w:t xml:space="preserve">Nagesh Chowdary</w:t>
       </w:r>
       <w:r>
-        <w:t xml:space="preserve">, as does the GitHub handle. A second surname was introduced into the git history of a project whose argument is that records must be consistent. Corrected from </w:t>
+        <w:t xml:space="preserve">. This paragraph originally recorded that as an error introduced into the git history, and "corrected" the commits to Chowdary from </w:t>
       </w:r>
       <w:r>
         <w:rPr>
@@ -2665,7 +2666,42 @@
         <w:t xml:space="preserve">5390514</w:t>
       </w:r>
       <w:r>
-        <w:t xml:space="preserve"> onward; the earlier commits stand as written.</w:t>
+        <w:t xml:space="preserve"> onward.</w:t>
+      </w:r>
+    </w:p>
+    <w:p>
+      <w:pPr>
+        <w:spacing w:after="140"/>
+        <w:jc w:val="left"/>
+      </w:pPr>
+      <w:r>
+        <w:rPr>
+          <w:b/>
+          <w:bCs/>
+        </w:rPr>
+        <w:t xml:space="preserve">That correction was itself wrong.</w:t>
+      </w:r>
+      <w:r>
+        <w:t xml:space="preserve"> The author's name is </w:t>
+      </w:r>
+      <w:r>
+        <w:rPr>
+          <w:b/>
+          <w:bCs/>
+        </w:rPr>
+        <w:t xml:space="preserve">Nagesh Kumar Jonnalagadda</w:t>
+      </w:r>
+      <w:r>
+        <w:t xml:space="preserve">, confirmed on 29 September 2026. Chowdary appears in the GitHub handle and the earlier documents; neither spelling used in any commit to date is the full correct name, including the one this paragraph called the fix. The documents and all subsequent commits now carry Nagesh Kumar Jonnalagadda; earlier commits stand as written, in both spellings, because history is not rewritten here.</w:t>
+      </w:r>
+    </w:p>
+    <w:p>
+      <w:pPr>
+        <w:spacing w:after="140"/>
+        <w:jc w:val="left"/>
+      </w:pPr>
+      <w:r>
+        <w:t xml:space="preserve">The lesson is not about a name. A discrepancy was spotted, one side was assumed to be authoritative without asking, and the assumption was written up as a finding — in a section whose entire subject is claims asserted rather than checked. It is the same shape as the three refuted mechanisms in section 8 and the two third-party corrections: confident resolution of an ambiguity that a single question would have settled.</w:t>
       </w:r>
     </w:p>
     <w:p>
